--- a/standalone/citation-integrity/citation-checklist-for-students.docx
+++ b/standalone/citation-integrity/citation-checklist-for-students.docx
@@ -315,13 +315,25 @@
       </w:r>
     </w:p>
     <w:bookmarkEnd w:id="10"/>
-    <w:bookmarkStart w:id="11" w:name="X09f564e823d875ab369ef730170f38f61608cef"/>
+    <w:bookmarkStart w:id="11" w:name="X28b93882025eaf982edc4289369631c81ffe066"/>
     <w:p>
       <w:pPr>
         <w:pStyle w:val="Heading2"/>
       </w:pPr>
       <w:r>
-        <w:t xml:space="preserve">The pre-submission checks (an afternoon, once per manuscript)</w:t>
+        <w:t xml:space="preserve">The pre-submission checks (once per manuscript, before you submit)</w:t>
+      </w:r>
+    </w:p>
+    <w:p>
+      <w:pPr>
+        <w:pStyle w:val="FirstParagraph"/>
+      </w:pPr>
+      <w:r>
+        <w:rPr>
+          <w:i/>
+          <w:iCs/>
+        </w:rPr>
+        <w:t xml:space="preserve">By hand, these take a few focused hours for a typical reference list; the companion AI file at the end reduces the mechanical ones to minutes.</w:t>
       </w:r>
     </w:p>
     <w:p>
